--- a/main/dev/books/input/akusala-samapaththi-suththa-an.docx
+++ b/main/dev/books/input/akusala-samapaththi-suththa-an.docx
@@ -13,31 +13,18 @@
     <w:p>
       <w:pPr>
         <w:pStyle w:val="Heading1"/>
+        <w:rPr>
+          <w:lang w:bidi="si-LK"/>
+        </w:rPr>
       </w:pPr>
       <w:r>
         <w:rPr>
-          <w:cs/>
-          <w:lang w:bidi="si-LK"/>
-        </w:rPr>
-        <w:t xml:space="preserve">අකුසල සමාපත්ති </w:t>
-      </w:r>
-      <w:proofErr w:type="spellStart"/>
-      <w:r>
-        <w:rPr>
-          <w:cs/>
-          <w:lang w:bidi="si-LK"/>
-        </w:rPr>
-        <w:t>සුත්තං</w:t>
-      </w:r>
-      <w:proofErr w:type="spellEnd"/>
-    </w:p>
-    <w:p>
-      <w:pPr>
-        <w:rPr>
-          <w:rFonts w:cs="Iskoola Pota"/>
-          <w:lang w:bidi="si-LK"/>
-        </w:rPr>
-      </w:pPr>
+          <w:rFonts w:hint="cs"/>
+          <w:cs/>
+          <w:lang w:bidi="si-LK"/>
+        </w:rPr>
+        <w:t>අකුසල සමාපත්ති සූත්‍රය</w:t>
+      </w:r>
     </w:p>
     <w:p>
       <w:proofErr w:type="spellStart"/>
